--- a/周报/于洋5.docx
+++ b/周报/于洋5.docx
@@ -354,10 +354,28 @@
             <w:pPr>
               <w:textAlignment w:val="top"/>
               <w:rPr>
+                <w:rFonts w:ascii="宋体" w:eastAsia="宋体" w:hAnsi="宋体" w:cs="宋体" w:hint="eastAsia"/>
+                <w:color w:val="000000"/>
+                <w:lang w:bidi="ar"/>
+              </w:rPr>
+            </w:pPr>
+            <w:r>
+              <w:rPr>
                 <w:rFonts w:ascii="宋体" w:eastAsia="宋体" w:hAnsi="宋体" w:cs="宋体"/>
                 <w:color w:val="000000"/>
                 <w:lang w:bidi="ar"/>
               </w:rPr>
+              <w:t>  参与需求审查，调整传感器数据采集部分的描述</w:t>
+            </w:r>
+          </w:p>
+          <w:p>
+            <w:pPr>
+              <w:textAlignment w:val="top"/>
+              <w:rPr>
+                <w:rFonts w:ascii="宋体" w:eastAsia="宋体" w:hAnsi="宋体" w:cs="宋体" w:hint="eastAsia"/>
+                <w:color w:val="000000"/>
+                <w:lang w:bidi="ar"/>
+              </w:rPr>
             </w:pPr>
             <w:r>
               <w:rPr>
@@ -365,17 +383,35 @@
                 <w:color w:val="000000"/>
                 <w:lang w:bidi="ar"/>
               </w:rPr>
-              <w:t>  参与需求审查，调整传感器数据采集部分的描述</w:t>
+              <w:t>  研究蓝牙通信协议，优化HC-08的数据传输方式</w:t>
             </w:r>
           </w:p>
           <w:p>
             <w:pPr>
               <w:textAlignment w:val="top"/>
               <w:rPr>
+                <w:rFonts w:ascii="宋体" w:eastAsia="宋体" w:hAnsi="宋体" w:cs="宋体" w:hint="eastAsia"/>
+                <w:color w:val="000000"/>
+                <w:lang w:bidi="ar"/>
+              </w:rPr>
+            </w:pPr>
+            <w:r>
+              <w:rPr>
                 <w:rFonts w:ascii="宋体" w:eastAsia="宋体" w:hAnsi="宋体" w:cs="宋体"/>
                 <w:color w:val="000000"/>
                 <w:lang w:bidi="ar"/>
               </w:rPr>
+              <w:t>  初步设计传感器数据采集模块，划分数据读取、传输、校验等子模块</w:t>
+            </w:r>
+          </w:p>
+          <w:p>
+            <w:pPr>
+              <w:textAlignment w:val="top"/>
+              <w:rPr>
+                <w:rFonts w:ascii="宋体" w:eastAsia="宋体" w:hAnsi="宋体" w:cs="宋体" w:hint="eastAsia"/>
+                <w:color w:val="000000"/>
+                <w:lang w:bidi="ar"/>
+              </w:rPr>
             </w:pPr>
             <w:r>
               <w:rPr>
@@ -383,133 +419,61 @@
                 <w:color w:val="000000"/>
                 <w:lang w:bidi="ar"/>
               </w:rPr>
-              <w:t xml:space="preserve">  </w:t>
-            </w:r>
-            <w:proofErr w:type="gramStart"/>
+              <w:t>  讨论数据同步策略，确保传感器数据能够实时传输到系统</w:t>
+            </w:r>
+          </w:p>
+          <w:p>
+            <w:pPr>
+              <w:textAlignment w:val="top"/>
+              <w:rPr>
+                <w:rFonts w:ascii="宋体" w:eastAsia="宋体" w:hAnsi="宋体" w:cs="宋体" w:hint="eastAsia"/>
+                <w:color w:val="000000"/>
+                <w:lang w:bidi="ar"/>
+              </w:rPr>
+            </w:pPr>
+            <w:r>
+              <w:rPr>
+                <w:rFonts w:ascii="宋体" w:eastAsia="宋体" w:hAnsi="宋体" w:cs="宋体" w:hint="eastAsia"/>
+                <w:color w:val="000000"/>
+                <w:lang w:bidi="ar"/>
+              </w:rPr>
+              <w:t>未完成的内容：</w:t>
+            </w:r>
+          </w:p>
+          <w:p>
+            <w:pPr>
+              <w:textAlignment w:val="top"/>
+              <w:rPr>
+                <w:rFonts w:ascii="宋体" w:eastAsia="宋体" w:hAnsi="宋体" w:cs="宋体" w:hint="eastAsia"/>
+                <w:color w:val="000000"/>
+                <w:lang w:bidi="ar"/>
+              </w:rPr>
+            </w:pPr>
             <w:r>
               <w:rPr>
                 <w:rFonts w:ascii="宋体" w:eastAsia="宋体" w:hAnsi="宋体" w:cs="宋体"/>
                 <w:color w:val="000000"/>
                 <w:lang w:bidi="ar"/>
               </w:rPr>
-              <w:t>研究蓝牙通信协议</w:t>
-            </w:r>
-            <w:proofErr w:type="gramEnd"/>
+              <w:t>  传感器数据格式尚未最终确定，需要与数据存储部分对接</w:t>
+            </w:r>
+          </w:p>
+          <w:p>
+            <w:pPr>
+              <w:textAlignment w:val="top"/>
+              <w:rPr>
+                <w:rFonts w:ascii="宋体" w:eastAsia="宋体" w:hAnsi="宋体" w:cs="宋体" w:hint="eastAsia"/>
+                <w:color w:val="000000"/>
+                <w:lang w:bidi="ar"/>
+              </w:rPr>
+            </w:pPr>
             <w:r>
               <w:rPr>
                 <w:rFonts w:ascii="宋体" w:eastAsia="宋体" w:hAnsi="宋体" w:cs="宋体"/>
                 <w:color w:val="000000"/>
                 <w:lang w:bidi="ar"/>
               </w:rPr>
-              <w:t>，优化HC-08的数据传输方式</w:t>
-            </w:r>
-          </w:p>
-          <w:p>
-            <w:pPr>
-              <w:textAlignment w:val="top"/>
-              <w:rPr>
-                <w:rFonts w:ascii="宋体" w:eastAsia="宋体" w:hAnsi="宋体" w:cs="宋体"/>
-                <w:color w:val="000000"/>
-                <w:lang w:bidi="ar"/>
-              </w:rPr>
-            </w:pPr>
-            <w:r>
-              <w:rPr>
-                <w:rFonts w:ascii="宋体" w:eastAsia="宋体" w:hAnsi="宋体" w:cs="宋体"/>
-                <w:color w:val="000000"/>
-                <w:lang w:bidi="ar"/>
-              </w:rPr>
-              <w:t>  初步设计传感器数据采集模块，划分数据读取、传输、校验等子模块</w:t>
-            </w:r>
-          </w:p>
-          <w:p>
-            <w:pPr>
-              <w:textAlignment w:val="top"/>
-              <w:rPr>
-                <w:rFonts w:ascii="宋体" w:eastAsia="宋体" w:hAnsi="宋体" w:cs="宋体"/>
-                <w:color w:val="000000"/>
-                <w:lang w:bidi="ar"/>
-              </w:rPr>
-            </w:pPr>
-            <w:r>
-              <w:rPr>
-                <w:rFonts w:ascii="宋体" w:eastAsia="宋体" w:hAnsi="宋体" w:cs="宋体"/>
-                <w:color w:val="000000"/>
-                <w:lang w:bidi="ar"/>
-              </w:rPr>
-              <w:t>  讨论数据同步策略，确保传感器数据能够实时传输到系统</w:t>
-            </w:r>
-          </w:p>
-          <w:p>
-            <w:pPr>
-              <w:textAlignment w:val="top"/>
-              <w:rPr>
-                <w:rFonts w:ascii="宋体" w:eastAsia="宋体" w:hAnsi="宋体" w:cs="宋体" w:hint="eastAsia"/>
-                <w:color w:val="000000"/>
-                <w:lang w:bidi="ar"/>
-              </w:rPr>
-            </w:pPr>
-            <w:r>
-              <w:rPr>
-                <w:rFonts w:ascii="宋体" w:eastAsia="宋体" w:hAnsi="宋体" w:cs="宋体" w:hint="eastAsia"/>
-                <w:color w:val="000000"/>
-                <w:lang w:bidi="ar"/>
-              </w:rPr>
-              <w:t>未完成的内容：</w:t>
-            </w:r>
-          </w:p>
-          <w:p>
-            <w:pPr>
-              <w:textAlignment w:val="top"/>
-              <w:rPr>
-                <w:rFonts w:ascii="宋体" w:eastAsia="宋体" w:hAnsi="宋体" w:cs="宋体"/>
-                <w:color w:val="000000"/>
-                <w:lang w:bidi="ar"/>
-              </w:rPr>
-            </w:pPr>
-            <w:r>
-              <w:rPr>
-                <w:rFonts w:ascii="宋体" w:eastAsia="宋体" w:hAnsi="宋体" w:cs="宋体"/>
-                <w:color w:val="000000"/>
-                <w:lang w:bidi="ar"/>
-              </w:rPr>
-              <w:t>  传感器数据格式尚未最终确定，需要与数据存储部分对接</w:t>
-            </w:r>
-          </w:p>
-          <w:p>
-            <w:pPr>
-              <w:textAlignment w:val="top"/>
-              <w:rPr>
-                <w:rFonts w:ascii="宋体" w:eastAsia="宋体" w:hAnsi="宋体" w:cs="宋体" w:hint="eastAsia"/>
-                <w:color w:val="000000"/>
-                <w:lang w:bidi="ar"/>
-              </w:rPr>
-            </w:pPr>
-            <w:r>
-              <w:rPr>
-                <w:rFonts w:ascii="宋体" w:eastAsia="宋体" w:hAnsi="宋体" w:cs="宋体"/>
-                <w:color w:val="000000"/>
-                <w:lang w:bidi="ar"/>
-              </w:rPr>
-              <w:t>  具体</w:t>
-            </w:r>
-            <w:proofErr w:type="gramStart"/>
-            <w:r>
-              <w:rPr>
-                <w:rFonts w:ascii="宋体" w:eastAsia="宋体" w:hAnsi="宋体" w:cs="宋体"/>
-                <w:color w:val="000000"/>
-                <w:lang w:bidi="ar"/>
-              </w:rPr>
-              <w:t>的蓝牙通信</w:t>
-            </w:r>
-            <w:proofErr w:type="gramEnd"/>
-            <w:r>
-              <w:rPr>
-                <w:rFonts w:ascii="宋体" w:eastAsia="宋体" w:hAnsi="宋体" w:cs="宋体"/>
-                <w:color w:val="000000"/>
-                <w:lang w:bidi="ar"/>
-              </w:rPr>
-              <w:t>优化方案仍在测试中，未完成最终调整</w:t>
+              <w:t>  具体的蓝牙通信优化方案仍在测试中，未完成最终调整</w:t>
             </w:r>
           </w:p>
         </w:tc>
@@ -629,7 +593,7 @@
             <w:pPr>
               <w:textAlignment w:val="top"/>
               <w:rPr>
-                <w:rFonts w:ascii="宋体" w:eastAsia="宋体" w:hAnsi="宋体" w:cs="宋体"/>
+                <w:rFonts w:ascii="宋体" w:eastAsia="宋体" w:hAnsi="宋体" w:cs="宋体" w:hint="eastAsia"/>
                 <w:color w:val="000000"/>
                 <w:lang w:bidi="ar"/>
               </w:rPr>
@@ -778,10 +742,28 @@
             <w:pPr>
               <w:textAlignment w:val="top"/>
               <w:rPr>
+                <w:rFonts w:ascii="宋体" w:eastAsia="宋体" w:hAnsi="宋体" w:cs="宋体" w:hint="eastAsia"/>
+                <w:color w:val="000000"/>
+                <w:lang w:bidi="ar"/>
+              </w:rPr>
+            </w:pPr>
+            <w:r>
+              <w:rPr>
                 <w:rFonts w:ascii="宋体" w:eastAsia="宋体" w:hAnsi="宋体" w:cs="宋体"/>
                 <w:color w:val="000000"/>
                 <w:lang w:bidi="ar"/>
               </w:rPr>
+              <w:t>  进行蓝牙通信测试，优化数据包的传输方式</w:t>
+            </w:r>
+          </w:p>
+          <w:p>
+            <w:pPr>
+              <w:textAlignment w:val="top"/>
+              <w:rPr>
+                <w:rFonts w:ascii="宋体" w:eastAsia="宋体" w:hAnsi="宋体" w:cs="宋体" w:hint="eastAsia"/>
+                <w:color w:val="000000"/>
+                <w:lang w:bidi="ar"/>
+              </w:rPr>
             </w:pPr>
             <w:r>
               <w:rPr>
@@ -789,61 +771,7 @@
                 <w:color w:val="000000"/>
                 <w:lang w:bidi="ar"/>
               </w:rPr>
-              <w:t xml:space="preserve">  </w:t>
-            </w:r>
-            <w:proofErr w:type="gramStart"/>
-            <w:r>
-              <w:rPr>
-                <w:rFonts w:ascii="宋体" w:eastAsia="宋体" w:hAnsi="宋体" w:cs="宋体"/>
-                <w:color w:val="000000"/>
-                <w:lang w:bidi="ar"/>
-              </w:rPr>
-              <w:t>进行蓝牙通信</w:t>
-            </w:r>
-            <w:proofErr w:type="gramEnd"/>
-            <w:r>
-              <w:rPr>
-                <w:rFonts w:ascii="宋体" w:eastAsia="宋体" w:hAnsi="宋体" w:cs="宋体"/>
-                <w:color w:val="000000"/>
-                <w:lang w:bidi="ar"/>
-              </w:rPr>
-              <w:t>测试，优化数据包的传输方式</w:t>
-            </w:r>
-          </w:p>
-          <w:p>
-            <w:pPr>
-              <w:textAlignment w:val="top"/>
-              <w:rPr>
-                <w:rFonts w:ascii="宋体" w:eastAsia="宋体" w:hAnsi="宋体" w:cs="宋体" w:hint="eastAsia"/>
-                <w:color w:val="000000"/>
-                <w:lang w:bidi="ar"/>
-              </w:rPr>
-            </w:pPr>
-            <w:r>
-              <w:rPr>
-                <w:rFonts w:ascii="宋体" w:eastAsia="宋体" w:hAnsi="宋体" w:cs="宋体"/>
-                <w:color w:val="000000"/>
-                <w:lang w:bidi="ar"/>
-              </w:rPr>
-              <w:t>  研究数据压缩算法，</w:t>
-            </w:r>
-            <w:proofErr w:type="gramStart"/>
-            <w:r>
-              <w:rPr>
-                <w:rFonts w:ascii="宋体" w:eastAsia="宋体" w:hAnsi="宋体" w:cs="宋体"/>
-                <w:color w:val="000000"/>
-                <w:lang w:bidi="ar"/>
-              </w:rPr>
-              <w:t>减少蓝牙通信</w:t>
-            </w:r>
-            <w:proofErr w:type="gramEnd"/>
-            <w:r>
-              <w:rPr>
-                <w:rFonts w:ascii="宋体" w:eastAsia="宋体" w:hAnsi="宋体" w:cs="宋体"/>
-                <w:color w:val="000000"/>
-                <w:lang w:bidi="ar"/>
-              </w:rPr>
-              <w:t>的数据量，提高传输效率</w:t>
+              <w:t>  研究数据压缩算法，减少蓝牙通信的数据量，提高传输效率</w:t>
             </w:r>
           </w:p>
         </w:tc>
@@ -1055,10 +983,28 @@
             <w:pPr>
               <w:textAlignment w:val="top"/>
               <w:rPr>
+                <w:rFonts w:ascii="宋体" w:eastAsia="宋体" w:hAnsi="宋体" w:cs="宋体" w:hint="eastAsia"/>
+                <w:color w:val="000000"/>
+                <w:lang w:bidi="ar"/>
+              </w:rPr>
+            </w:pPr>
+            <w:r>
+              <w:rPr>
                 <w:rFonts w:ascii="宋体" w:eastAsia="宋体" w:hAnsi="宋体" w:cs="宋体"/>
                 <w:color w:val="000000"/>
                 <w:lang w:bidi="ar"/>
               </w:rPr>
+              <w:t>  完成传感器数据采集模块的详细设计，明确数据处理流程</w:t>
+            </w:r>
+          </w:p>
+          <w:p>
+            <w:pPr>
+              <w:textAlignment w:val="top"/>
+              <w:rPr>
+                <w:rFonts w:ascii="宋体" w:eastAsia="宋体" w:hAnsi="宋体" w:cs="宋体" w:hint="eastAsia"/>
+                <w:color w:val="000000"/>
+                <w:lang w:bidi="ar"/>
+              </w:rPr>
             </w:pPr>
             <w:r>
               <w:rPr>
@@ -1066,72 +1012,26 @@
                 <w:color w:val="000000"/>
                 <w:lang w:bidi="ar"/>
               </w:rPr>
-              <w:t>  完成传感器数据采集模块的详细设计，明确数据处理流程</w:t>
+              <w:t>  进行蓝牙通信测试，优化数据稳定性和传输速度</w:t>
             </w:r>
           </w:p>
           <w:p>
             <w:pPr>
               <w:textAlignment w:val="top"/>
               <w:rPr>
+                <w:rFonts w:ascii="宋体" w:eastAsia="宋体" w:hAnsi="宋体" w:cs="宋体" w:hint="eastAsia"/>
+                <w:color w:val="000000"/>
+                <w:lang w:bidi="ar"/>
+              </w:rPr>
+            </w:pPr>
+            <w:r>
+              <w:rPr>
                 <w:rFonts w:ascii="宋体" w:eastAsia="宋体" w:hAnsi="宋体" w:cs="宋体"/>
                 <w:color w:val="000000"/>
                 <w:lang w:bidi="ar"/>
               </w:rPr>
-            </w:pPr>
-            <w:r>
-              <w:rPr>
-                <w:rFonts w:ascii="宋体" w:eastAsia="宋体" w:hAnsi="宋体" w:cs="宋体"/>
-                <w:color w:val="000000"/>
-                <w:lang w:bidi="ar"/>
-              </w:rPr>
-              <w:t xml:space="preserve">  </w:t>
-            </w:r>
-            <w:proofErr w:type="gramStart"/>
-            <w:r>
-              <w:rPr>
-                <w:rFonts w:ascii="宋体" w:eastAsia="宋体" w:hAnsi="宋体" w:cs="宋体"/>
-                <w:color w:val="000000"/>
-                <w:lang w:bidi="ar"/>
-              </w:rPr>
-              <w:t>进行蓝牙通信</w:t>
-            </w:r>
-            <w:proofErr w:type="gramEnd"/>
-            <w:r>
-              <w:rPr>
-                <w:rFonts w:ascii="宋体" w:eastAsia="宋体" w:hAnsi="宋体" w:cs="宋体"/>
-                <w:color w:val="000000"/>
-                <w:lang w:bidi="ar"/>
-              </w:rPr>
-              <w:t>测试，优化数据稳定性和传输速度</w:t>
-            </w:r>
-          </w:p>
-          <w:p>
-            <w:pPr>
-              <w:textAlignment w:val="top"/>
-              <w:rPr>
-                <w:rFonts w:ascii="宋体" w:eastAsia="宋体" w:hAnsi="宋体" w:cs="宋体"/>
-                <w:color w:val="000000"/>
-                <w:lang w:bidi="ar"/>
-              </w:rPr>
-            </w:pPr>
-            <w:r>
-              <w:rPr>
-                <w:rFonts w:ascii="宋体" w:eastAsia="宋体" w:hAnsi="宋体" w:cs="宋体"/>
-                <w:color w:val="000000"/>
-                <w:lang w:bidi="ar"/>
-              </w:rPr>
               <w:t>  研究低功耗模式，优化传感器的电池续航能力</w:t>
             </w:r>
-          </w:p>
-          <w:p>
-            <w:pPr>
-              <w:textAlignment w:val="top"/>
-              <w:rPr>
-                <w:rFonts w:ascii="宋体" w:eastAsia="宋体" w:hAnsi="宋体" w:cs="宋体" w:hint="eastAsia"/>
-                <w:color w:val="000000"/>
-                <w:lang w:bidi="ar"/>
-              </w:rPr>
-            </w:pPr>
           </w:p>
         </w:tc>
       </w:tr>
@@ -1989,6 +1889,7 @@
   <w:style w:type="character" w:default="1" w:styleId="a0">
     <w:name w:val="Default Paragraph Font"/>
     <w:uiPriority w:val="1"/>
+    <w:semiHidden/>
     <w:unhideWhenUsed/>
   </w:style>
   <w:style w:type="table" w:default="1" w:styleId="a1">
